--- a/testakten/erbrecht-volljaehrigenadoption-unternehmer-erfurt/05_erbschein_streit.docx
+++ b/testakten/erbrecht-volljaehrigenadoption-unternehmer-erfurt/05_erbschein_streit.docx
@@ -4,99 +4,1041 @@
   <w:body>
     <w:p>
       <w:pPr>
+        <w:pStyle w:val="Title"/>
+        <w:keepNext/>
+      </w:pPr>
+      <w:r>
+        <w:t>Erbscheinsverfahren – Anträge und Tatsachenstand</w:t>
+      </w:r>
+    </w:p>
+    <w:tbl>
+      <w:tblPr>
+        <w:tblStyle w:val="TableGrid"/>
+        <w:tblW w:type="auto" w:w="0"/>
+        <w:jc w:val="center"/>
+        <w:tblLayout w:type="autofit"/>
+        <w:tblLook w:firstColumn="1" w:firstRow="1" w:lastColumn="0" w:lastRow="0" w:noHBand="0" w:noVBand="1" w:val="04A0"/>
+      </w:tblPr>
+      <w:tblGrid>
+        <w:gridCol w:w="4872"/>
+        <w:gridCol w:w="4872"/>
+      </w:tblGrid>
+      <w:tr>
+        <w:trPr>
+          <w:tblHeader w:val="true"/>
+        </w:trPr>
+        <w:tc>
+          <w:tcPr>
+            <w:tcW w:type="dxa" w:w="4872"/>
+            <w:shd w:fill="17324D"/>
+            <w:vAlign w:val="center"/>
+            <w:tcMar>
+              <w:top w:w="90" w:type="dxa"/>
+              <w:start w:w="100" w:type="dxa"/>
+              <w:bottom w:w="90" w:type="dxa"/>
+              <w:end w:w="100" w:type="dxa"/>
+            </w:tcMar>
+          </w:tcPr>
+          <w:p>
+            <w:pPr>
+              <w:spacing w:after="30"/>
+            </w:pPr>
+            <w:r>
+              <w:rPr>
+                <w:rFonts w:ascii="Arial" w:hAnsi="Arial"/>
+                <w:b/>
+                <w:color w:val="FFFFFF"/>
+                <w:sz w:val="17"/>
+              </w:rPr>
+              <w:t>Gericht</w:t>
+            </w:r>
+          </w:p>
+        </w:tc>
+        <w:tc>
+          <w:tcPr>
+            <w:tcW w:type="dxa" w:w="4872"/>
+            <w:vAlign w:val="center"/>
+            <w:tcMar>
+              <w:top w:w="90" w:type="dxa"/>
+              <w:start w:w="100" w:type="dxa"/>
+              <w:bottom w:w="90" w:type="dxa"/>
+              <w:end w:w="100" w:type="dxa"/>
+            </w:tcMar>
+            <w:shd w:fill="17324D"/>
+          </w:tcPr>
+          <w:p>
+            <w:pPr>
+              <w:spacing w:after="30"/>
+            </w:pPr>
+            <w:r>
+              <w:rPr>
+                <w:rFonts w:ascii="Arial" w:hAnsi="Arial"/>
+                <w:b/>
+                <w:color w:val="FFFFFF"/>
+                <w:sz w:val="17"/>
+              </w:rPr>
+              <w:t>Amtsgericht Erfurt – Nachlassgericht</w:t>
+            </w:r>
+          </w:p>
+        </w:tc>
+      </w:tr>
+      <w:tr>
+        <w:tc>
+          <w:tcPr>
+            <w:tcW w:type="dxa" w:w="4872"/>
+            <w:shd w:fill="EAF1F5"/>
+            <w:vAlign w:val="center"/>
+            <w:tcMar>
+              <w:top w:w="90" w:type="dxa"/>
+              <w:start w:w="100" w:type="dxa"/>
+              <w:bottom w:w="90" w:type="dxa"/>
+              <w:end w:w="100" w:type="dxa"/>
+            </w:tcMar>
+          </w:tcPr>
+          <w:p>
+            <w:pPr>
+              <w:spacing w:after="30"/>
+            </w:pPr>
+            <w:r>
+              <w:rPr>
+                <w:rFonts w:ascii="Arial" w:hAnsi="Arial"/>
+                <w:b/>
+                <w:color w:val="17324D"/>
+                <w:sz w:val="17"/>
+              </w:rPr>
+              <w:t>Geschäftszeichen</w:t>
+            </w:r>
+          </w:p>
+        </w:tc>
+        <w:tc>
+          <w:tcPr>
+            <w:tcW w:type="dxa" w:w="4872"/>
+            <w:vAlign w:val="center"/>
+            <w:tcMar>
+              <w:top w:w="90" w:type="dxa"/>
+              <w:start w:w="100" w:type="dxa"/>
+              <w:bottom w:w="90" w:type="dxa"/>
+              <w:end w:w="100" w:type="dxa"/>
+            </w:tcMar>
+          </w:tcPr>
+          <w:p>
+            <w:pPr>
+              <w:spacing w:after="30"/>
+            </w:pPr>
+            <w:r>
+              <w:rPr>
+                <w:rFonts w:ascii="Arial" w:hAnsi="Arial"/>
+                <w:sz w:val="17"/>
+              </w:rPr>
+              <w:t>4 VI 388/26</w:t>
+            </w:r>
+          </w:p>
+        </w:tc>
+      </w:tr>
+      <w:tr>
+        <w:tc>
+          <w:tcPr>
+            <w:tcW w:type="dxa" w:w="4872"/>
+            <w:shd w:fill="F2F4F5"/>
+            <w:vAlign w:val="center"/>
+            <w:tcMar>
+              <w:top w:w="90" w:type="dxa"/>
+              <w:start w:w="100" w:type="dxa"/>
+              <w:bottom w:w="90" w:type="dxa"/>
+              <w:end w:w="100" w:type="dxa"/>
+            </w:tcMar>
+          </w:tcPr>
+          <w:p>
+            <w:pPr>
+              <w:spacing w:after="30"/>
+            </w:pPr>
+            <w:r>
+              <w:rPr>
+                <w:rFonts w:ascii="Arial" w:hAnsi="Arial"/>
+                <w:b/>
+                <w:color w:val="17324D"/>
+                <w:sz w:val="17"/>
+              </w:rPr>
+              <w:t>Erblasser</w:t>
+            </w:r>
+          </w:p>
+        </w:tc>
+        <w:tc>
+          <w:tcPr>
+            <w:tcW w:type="dxa" w:w="4872"/>
+            <w:vAlign w:val="center"/>
+            <w:tcMar>
+              <w:top w:w="90" w:type="dxa"/>
+              <w:start w:w="100" w:type="dxa"/>
+              <w:bottom w:w="90" w:type="dxa"/>
+              <w:end w:w="100" w:type="dxa"/>
+            </w:tcMar>
+            <w:shd w:fill="F2F4F5"/>
+          </w:tcPr>
+          <w:p>
+            <w:pPr>
+              <w:spacing w:after="30"/>
+            </w:pPr>
+            <w:r>
+              <w:rPr>
+                <w:rFonts w:ascii="Arial" w:hAnsi="Arial"/>
+                <w:sz w:val="17"/>
+              </w:rPr>
+              <w:t>Ralf Sander, verstorben am 08.06.2026</w:t>
+            </w:r>
+          </w:p>
+        </w:tc>
+      </w:tr>
+      <w:tr>
+        <w:tc>
+          <w:tcPr>
+            <w:tcW w:type="dxa" w:w="4872"/>
+            <w:shd w:fill="EAF1F5"/>
+            <w:vAlign w:val="center"/>
+            <w:tcMar>
+              <w:top w:w="90" w:type="dxa"/>
+              <w:start w:w="100" w:type="dxa"/>
+              <w:bottom w:w="90" w:type="dxa"/>
+              <w:end w:w="100" w:type="dxa"/>
+            </w:tcMar>
+          </w:tcPr>
+          <w:p>
+            <w:pPr>
+              <w:spacing w:after="30"/>
+            </w:pPr>
+            <w:r>
+              <w:rPr>
+                <w:rFonts w:ascii="Arial" w:hAnsi="Arial"/>
+                <w:b/>
+                <w:color w:val="17324D"/>
+                <w:sz w:val="17"/>
+              </w:rPr>
+              <w:t>Stand</w:t>
+            </w:r>
+          </w:p>
+        </w:tc>
+        <w:tc>
+          <w:tcPr>
+            <w:tcW w:type="dxa" w:w="4872"/>
+            <w:vAlign w:val="center"/>
+            <w:tcMar>
+              <w:top w:w="90" w:type="dxa"/>
+              <w:start w:w="100" w:type="dxa"/>
+              <w:bottom w:w="90" w:type="dxa"/>
+              <w:end w:w="100" w:type="dxa"/>
+            </w:tcMar>
+          </w:tcPr>
+          <w:p>
+            <w:pPr>
+              <w:spacing w:after="30"/>
+            </w:pPr>
+            <w:r>
+              <w:rPr>
+                <w:rFonts w:ascii="Arial" w:hAnsi="Arial"/>
+                <w:sz w:val="17"/>
+              </w:rPr>
+              <w:t>30.06.2026</w:t>
+            </w:r>
+          </w:p>
+        </w:tc>
+      </w:tr>
+    </w:tbl>
+    <w:p/>
+    <w:p>
+      <w:pPr>
         <w:pStyle w:val="Heading1"/>
       </w:pPr>
       <w:r>
-        <w:rPr>
-          <w:rFonts w:ascii="Times New Roman" w:hAnsi="Times New Roman"/>
-        </w:rPr>
-        <w:t>Erbscheinstreit</w:t>
+        <w:t>1. Antrag Jonas Mielke-Sander</w:t>
       </w:r>
     </w:p>
     <w:p>
       <w:pPr>
-        <w:pStyle w:val="Heading2"/>
+        <w:keepLines w:val="0"/>
       </w:pPr>
       <w:r>
-        <w:rPr>
-          <w:rFonts w:ascii="Times New Roman" w:hAnsi="Times New Roman"/>
-        </w:rPr>
-        <w:t>Antrag Jonas</w:t>
+        <w:t>Jonas beantragt einen Alleinerbschein aufgrund des eigenhändigen Testaments vom 09.04.2025. Er hat Testament, Sterbeurkunde und beglaubigte Abschrift des Adoptionsbeschlusses vorgelegt. Zur Dringlichkeit verweist er auf Bank- und Registerfragen der Sander Präzisionsteile GmbH.</w:t>
       </w:r>
     </w:p>
     <w:p>
       <w:pPr>
-        <w:jc w:val="left"/>
+        <w:pStyle w:val="Heading1"/>
       </w:pPr>
       <w:r>
-        <w:t>Jonas Mielke-Sander beantragt einen Alleinerbschein aufgrund Testaments vom 09.04.2025. Er legt Testament, Sterbeurkunde und Adoptionsbeschluss vor. Er beantragt beschleunigte Erteilung, weil Banken und Großkunden eine klare Vertretung der Gesellschaft verlangen.</w:t>
+        <w:t>2. Einwendungen Nele Sander</w:t>
       </w:r>
     </w:p>
     <w:p>
       <w:pPr>
-        <w:pStyle w:val="Heading2"/>
+        <w:keepLines w:val="0"/>
       </w:pPr>
       <w:r>
-        <w:rPr>
-          <w:rFonts w:ascii="Times New Roman" w:hAnsi="Times New Roman"/>
-        </w:rPr>
-        <w:t>Einwendungen Nele</w:t>
+        <w:t>Nele beantragt Akteneinsicht und eine Anhörung vor Erteilung. Sie verlangt Aufklärung zur Fundkette des Testaments, zu Ralfs Gesundheits- und Kommunikationslage sowie zu den Unterlagen des Adoptionsverfahrens. Eine konkrete Testierunfähigkeit behauptet sie bislang nicht; medizinische Unterlagen liegen nur auszugsweise vor.</w:t>
       </w:r>
     </w:p>
     <w:p>
       <w:pPr>
-        <w:jc w:val="left"/>
+        <w:pStyle w:val="Heading1"/>
       </w:pPr>
       <w:r>
-        <w:t>Nele beantragt, den Erbschein nicht ohne mündliche Anhörung zu erteilen. Sie hält das Testament für durch Jonas vorbereitet und verlangt Aufklärung zur Testierfähigkeit, zur Abhängigkeit des Erblassers und zur Motivation der Adoption. Sie erkennt an, dass ein Angriff auf den Adoptionsbeschluss schwierig ist, will aber dessen Reichweite für die Pflichtteilsquote prüfen lassen.</w:t>
+        <w:t>3. Gerichtlicher Hinweis</w:t>
       </w:r>
     </w:p>
     <w:p>
       <w:pPr>
-        <w:pStyle w:val="Heading2"/>
+        <w:keepLines w:val="0"/>
       </w:pPr>
       <w:r>
-        <w:rPr>
-          <w:rFonts w:ascii="Times New Roman" w:hAnsi="Times New Roman"/>
-        </w:rPr>
-        <w:t>Gerichtlicher Hinweisentwurf</w:t>
+        <w:t>Das Gericht weist darauf hin, dass Erbenstellung, Wirksamkeit des Testaments, Wirkungen der Adoption und spätere Pflichtteilsbewertung voneinander zu trennen sind. Unternehmenswerte und Zahlungsansprüche werden im Erbscheinsverfahren grundsätzlich nicht beziffert. Für eine Beweisaufnahme zu Testierfähigkeit oder unzulässigem Einfluss sind konkrete Tatsachen und Beweismittel erforderlich.</w:t>
       </w:r>
     </w:p>
     <w:p>
       <w:pPr>
-        <w:jc w:val="left"/>
+        <w:pStyle w:val="Heading1"/>
       </w:pPr>
       <w:r>
-        <w:t>Das Nachlassgericht weist darauf hin, dass die Wirksamkeit des Testaments, die formale Erbenstellung und die Höhe späterer Pflichtteilsansprüche getrennte Fragen sind. Einwendungen zur Unternehmensbewertung sind grundsätzlich nicht im Erbscheinsverfahren zu klären. Soweit konkrete Tatsachen zur Testierunfähigkeit behauptet werden, sind diese zu substantiieren.</w:t>
+        <w:t>4. Offene Verfahrensoptionen</w:t>
+      </w:r>
+    </w:p>
+    <w:tbl>
+      <w:tblPr>
+        <w:tblStyle w:val="TableGrid"/>
+        <w:tblW w:type="auto" w:w="0"/>
+        <w:jc w:val="center"/>
+        <w:tblLayout w:type="autofit"/>
+        <w:tblLook w:firstColumn="1" w:firstRow="1" w:lastColumn="0" w:lastRow="0" w:noHBand="0" w:noVBand="1" w:val="04A0"/>
+      </w:tblPr>
+      <w:tblGrid>
+        <w:gridCol w:w="2436"/>
+        <w:gridCol w:w="2436"/>
+        <w:gridCol w:w="2436"/>
+        <w:gridCol w:w="2436"/>
+      </w:tblGrid>
+      <w:tr>
+        <w:trPr>
+          <w:tblHeader w:val="true"/>
+        </w:trPr>
+        <w:tc>
+          <w:tcPr>
+            <w:tcW w:type="dxa" w:w="2436"/>
+            <w:vAlign w:val="center"/>
+            <w:tcMar>
+              <w:top w:w="90" w:type="dxa"/>
+              <w:start w:w="100" w:type="dxa"/>
+              <w:bottom w:w="90" w:type="dxa"/>
+              <w:end w:w="100" w:type="dxa"/>
+            </w:tcMar>
+            <w:shd w:fill="17324D"/>
+          </w:tcPr>
+          <w:p>
+            <w:pPr>
+              <w:spacing w:after="30"/>
+            </w:pPr>
+            <w:r>
+              <w:rPr>
+                <w:rFonts w:ascii="Arial" w:hAnsi="Arial"/>
+                <w:b/>
+                <w:color w:val="FFFFFF"/>
+                <w:sz w:val="17"/>
+              </w:rPr>
+              <w:t>Option</w:t>
+            </w:r>
+          </w:p>
+        </w:tc>
+        <w:tc>
+          <w:tcPr>
+            <w:tcW w:type="dxa" w:w="2436"/>
+            <w:vAlign w:val="center"/>
+            <w:tcMar>
+              <w:top w:w="90" w:type="dxa"/>
+              <w:start w:w="100" w:type="dxa"/>
+              <w:bottom w:w="90" w:type="dxa"/>
+              <w:end w:w="100" w:type="dxa"/>
+            </w:tcMar>
+            <w:shd w:fill="17324D"/>
+          </w:tcPr>
+          <w:p>
+            <w:pPr>
+              <w:spacing w:after="30"/>
+            </w:pPr>
+            <w:r>
+              <w:rPr>
+                <w:rFonts w:ascii="Arial" w:hAnsi="Arial"/>
+                <w:b/>
+                <w:color w:val="FFFFFF"/>
+                <w:sz w:val="17"/>
+              </w:rPr>
+              <w:t>Voraussetzung</w:t>
+            </w:r>
+          </w:p>
+        </w:tc>
+        <w:tc>
+          <w:tcPr>
+            <w:tcW w:type="dxa" w:w="2436"/>
+            <w:vAlign w:val="center"/>
+            <w:tcMar>
+              <w:top w:w="90" w:type="dxa"/>
+              <w:start w:w="100" w:type="dxa"/>
+              <w:bottom w:w="90" w:type="dxa"/>
+              <w:end w:w="100" w:type="dxa"/>
+            </w:tcMar>
+            <w:shd w:fill="17324D"/>
+          </w:tcPr>
+          <w:p>
+            <w:pPr>
+              <w:spacing w:after="30"/>
+            </w:pPr>
+            <w:r>
+              <w:rPr>
+                <w:rFonts w:ascii="Arial" w:hAnsi="Arial"/>
+                <w:b/>
+                <w:color w:val="FFFFFF"/>
+                <w:sz w:val="17"/>
+              </w:rPr>
+              <w:t>Unmittelbare Folge</w:t>
+            </w:r>
+          </w:p>
+        </w:tc>
+        <w:tc>
+          <w:tcPr>
+            <w:tcW w:type="dxa" w:w="2436"/>
+            <w:vAlign w:val="center"/>
+            <w:tcMar>
+              <w:top w:w="90" w:type="dxa"/>
+              <w:start w:w="100" w:type="dxa"/>
+              <w:bottom w:w="90" w:type="dxa"/>
+              <w:end w:w="100" w:type="dxa"/>
+            </w:tcMar>
+            <w:shd w:fill="17324D"/>
+          </w:tcPr>
+          <w:p>
+            <w:pPr>
+              <w:spacing w:after="30"/>
+            </w:pPr>
+            <w:r>
+              <w:rPr>
+                <w:rFonts w:ascii="Arial" w:hAnsi="Arial"/>
+                <w:b/>
+                <w:color w:val="FFFFFF"/>
+                <w:sz w:val="17"/>
+              </w:rPr>
+              <w:t>Offener Nachteil</w:t>
+            </w:r>
+          </w:p>
+        </w:tc>
+      </w:tr>
+      <w:tr>
+        <w:tc>
+          <w:tcPr>
+            <w:tcW w:type="dxa" w:w="2436"/>
+            <w:vAlign w:val="center"/>
+            <w:tcMar>
+              <w:top w:w="90" w:type="dxa"/>
+              <w:start w:w="100" w:type="dxa"/>
+              <w:bottom w:w="90" w:type="dxa"/>
+              <w:end w:w="100" w:type="dxa"/>
+            </w:tcMar>
+          </w:tcPr>
+          <w:p>
+            <w:pPr>
+              <w:spacing w:after="30"/>
+            </w:pPr>
+            <w:r>
+              <w:rPr>
+                <w:rFonts w:ascii="Arial" w:hAnsi="Arial"/>
+                <w:sz w:val="17"/>
+              </w:rPr>
+              <w:t>Anhörung und weitere Aufklärung</w:t>
+            </w:r>
+          </w:p>
+        </w:tc>
+        <w:tc>
+          <w:tcPr>
+            <w:tcW w:type="dxa" w:w="2436"/>
+            <w:vAlign w:val="center"/>
+            <w:tcMar>
+              <w:top w:w="90" w:type="dxa"/>
+              <w:start w:w="100" w:type="dxa"/>
+              <w:bottom w:w="90" w:type="dxa"/>
+              <w:end w:w="100" w:type="dxa"/>
+            </w:tcMar>
+          </w:tcPr>
+          <w:p>
+            <w:pPr>
+              <w:spacing w:after="30"/>
+            </w:pPr>
+            <w:r>
+              <w:rPr>
+                <w:rFonts w:ascii="Arial" w:hAnsi="Arial"/>
+                <w:sz w:val="17"/>
+              </w:rPr>
+              <w:t>konkrete Tatsachen</w:t>
+            </w:r>
+          </w:p>
+        </w:tc>
+        <w:tc>
+          <w:tcPr>
+            <w:tcW w:type="dxa" w:w="2436"/>
+            <w:vAlign w:val="center"/>
+            <w:tcMar>
+              <w:top w:w="90" w:type="dxa"/>
+              <w:start w:w="100" w:type="dxa"/>
+              <w:bottom w:w="90" w:type="dxa"/>
+              <w:end w:w="100" w:type="dxa"/>
+            </w:tcMar>
+          </w:tcPr>
+          <w:p>
+            <w:pPr>
+              <w:spacing w:after="30"/>
+            </w:pPr>
+            <w:r>
+              <w:rPr>
+                <w:rFonts w:ascii="Arial" w:hAnsi="Arial"/>
+                <w:sz w:val="17"/>
+              </w:rPr>
+              <w:t>Verfahrensverzögerung möglich</w:t>
+            </w:r>
+          </w:p>
+        </w:tc>
+        <w:tc>
+          <w:tcPr>
+            <w:tcW w:type="dxa" w:w="2436"/>
+            <w:vAlign w:val="center"/>
+            <w:tcMar>
+              <w:top w:w="90" w:type="dxa"/>
+              <w:start w:w="100" w:type="dxa"/>
+              <w:bottom w:w="90" w:type="dxa"/>
+              <w:end w:w="100" w:type="dxa"/>
+            </w:tcMar>
+          </w:tcPr>
+          <w:p>
+            <w:pPr>
+              <w:spacing w:after="30"/>
+            </w:pPr>
+            <w:r>
+              <w:rPr>
+                <w:rFonts w:ascii="Arial" w:hAnsi="Arial"/>
+                <w:sz w:val="17"/>
+              </w:rPr>
+              <w:t>Kosten und Beweisrisiko</w:t>
+            </w:r>
+          </w:p>
+        </w:tc>
+      </w:tr>
+      <w:tr>
+        <w:tc>
+          <w:tcPr>
+            <w:tcW w:type="dxa" w:w="2436"/>
+            <w:vAlign w:val="center"/>
+            <w:tcMar>
+              <w:top w:w="90" w:type="dxa"/>
+              <w:start w:w="100" w:type="dxa"/>
+              <w:bottom w:w="90" w:type="dxa"/>
+              <w:end w:w="100" w:type="dxa"/>
+            </w:tcMar>
+            <w:shd w:fill="F2F4F5"/>
+          </w:tcPr>
+          <w:p>
+            <w:pPr>
+              <w:spacing w:after="30"/>
+            </w:pPr>
+            <w:r>
+              <w:rPr>
+                <w:rFonts w:ascii="Arial" w:hAnsi="Arial"/>
+                <w:sz w:val="17"/>
+              </w:rPr>
+              <w:t>Beschränkung auf Akteneinsicht</w:t>
+            </w:r>
+          </w:p>
+        </w:tc>
+        <w:tc>
+          <w:tcPr>
+            <w:tcW w:type="dxa" w:w="2436"/>
+            <w:vAlign w:val="center"/>
+            <w:tcMar>
+              <w:top w:w="90" w:type="dxa"/>
+              <w:start w:w="100" w:type="dxa"/>
+              <w:bottom w:w="90" w:type="dxa"/>
+              <w:end w:w="100" w:type="dxa"/>
+            </w:tcMar>
+            <w:shd w:fill="F2F4F5"/>
+          </w:tcPr>
+          <w:p>
+            <w:pPr>
+              <w:spacing w:after="30"/>
+            </w:pPr>
+            <w:r>
+              <w:rPr>
+                <w:rFonts w:ascii="Arial" w:hAnsi="Arial"/>
+                <w:sz w:val="17"/>
+              </w:rPr>
+              <w:t>vollständige Gerichtsakte</w:t>
+            </w:r>
+          </w:p>
+        </w:tc>
+        <w:tc>
+          <w:tcPr>
+            <w:tcW w:type="dxa" w:w="2436"/>
+            <w:vAlign w:val="center"/>
+            <w:tcMar>
+              <w:top w:w="90" w:type="dxa"/>
+              <w:start w:w="100" w:type="dxa"/>
+              <w:bottom w:w="90" w:type="dxa"/>
+              <w:end w:w="100" w:type="dxa"/>
+            </w:tcMar>
+            <w:shd w:fill="F2F4F5"/>
+          </w:tcPr>
+          <w:p>
+            <w:pPr>
+              <w:spacing w:after="30"/>
+            </w:pPr>
+            <w:r>
+              <w:rPr>
+                <w:rFonts w:ascii="Arial" w:hAnsi="Arial"/>
+                <w:sz w:val="17"/>
+              </w:rPr>
+              <w:t>schnellere Tatsachenbasis</w:t>
+            </w:r>
+          </w:p>
+        </w:tc>
+        <w:tc>
+          <w:tcPr>
+            <w:tcW w:type="dxa" w:w="2436"/>
+            <w:vAlign w:val="center"/>
+            <w:tcMar>
+              <w:top w:w="90" w:type="dxa"/>
+              <w:start w:w="100" w:type="dxa"/>
+              <w:bottom w:w="90" w:type="dxa"/>
+              <w:end w:w="100" w:type="dxa"/>
+            </w:tcMar>
+            <w:shd w:fill="F2F4F5"/>
+          </w:tcPr>
+          <w:p>
+            <w:pPr>
+              <w:spacing w:after="30"/>
+            </w:pPr>
+            <w:r>
+              <w:rPr>
+                <w:rFonts w:ascii="Arial" w:hAnsi="Arial"/>
+                <w:sz w:val="17"/>
+              </w:rPr>
+              <w:t>keine Sicherung von Nachlasswerten</w:t>
+            </w:r>
+          </w:p>
+        </w:tc>
+      </w:tr>
+      <w:tr>
+        <w:tc>
+          <w:tcPr>
+            <w:tcW w:type="dxa" w:w="2436"/>
+            <w:vAlign w:val="center"/>
+            <w:tcMar>
+              <w:top w:w="90" w:type="dxa"/>
+              <w:start w:w="100" w:type="dxa"/>
+              <w:bottom w:w="90" w:type="dxa"/>
+              <w:end w:w="100" w:type="dxa"/>
+            </w:tcMar>
+          </w:tcPr>
+          <w:p>
+            <w:pPr>
+              <w:spacing w:after="30"/>
+            </w:pPr>
+            <w:r>
+              <w:rPr>
+                <w:rFonts w:ascii="Arial" w:hAnsi="Arial"/>
+                <w:sz w:val="17"/>
+              </w:rPr>
+              <w:t>Parallel Auskunft verlangen</w:t>
+            </w:r>
+          </w:p>
+        </w:tc>
+        <w:tc>
+          <w:tcPr>
+            <w:tcW w:type="dxa" w:w="2436"/>
+            <w:vAlign w:val="center"/>
+            <w:tcMar>
+              <w:top w:w="90" w:type="dxa"/>
+              <w:start w:w="100" w:type="dxa"/>
+              <w:bottom w:w="90" w:type="dxa"/>
+              <w:end w:w="100" w:type="dxa"/>
+            </w:tcMar>
+          </w:tcPr>
+          <w:p>
+            <w:pPr>
+              <w:spacing w:after="30"/>
+            </w:pPr>
+            <w:r>
+              <w:rPr>
+                <w:rFonts w:ascii="Arial" w:hAnsi="Arial"/>
+                <w:sz w:val="17"/>
+              </w:rPr>
+              <w:t>Pflichtteilsberechtigung</w:t>
+            </w:r>
+          </w:p>
+        </w:tc>
+        <w:tc>
+          <w:tcPr>
+            <w:tcW w:type="dxa" w:w="2436"/>
+            <w:vAlign w:val="center"/>
+            <w:tcMar>
+              <w:top w:w="90" w:type="dxa"/>
+              <w:start w:w="100" w:type="dxa"/>
+              <w:bottom w:w="90" w:type="dxa"/>
+              <w:end w:w="100" w:type="dxa"/>
+            </w:tcMar>
+          </w:tcPr>
+          <w:p>
+            <w:pPr>
+              <w:spacing w:after="30"/>
+            </w:pPr>
+            <w:r>
+              <w:rPr>
+                <w:rFonts w:ascii="Arial" w:hAnsi="Arial"/>
+                <w:sz w:val="17"/>
+              </w:rPr>
+              <w:t>Nachlass- und Bewertungsdaten</w:t>
+            </w:r>
+          </w:p>
+        </w:tc>
+        <w:tc>
+          <w:tcPr>
+            <w:tcW w:type="dxa" w:w="2436"/>
+            <w:vAlign w:val="center"/>
+            <w:tcMar>
+              <w:top w:w="90" w:type="dxa"/>
+              <w:start w:w="100" w:type="dxa"/>
+              <w:bottom w:w="90" w:type="dxa"/>
+              <w:end w:w="100" w:type="dxa"/>
+            </w:tcMar>
+          </w:tcPr>
+          <w:p>
+            <w:pPr>
+              <w:spacing w:after="30"/>
+            </w:pPr>
+            <w:r>
+              <w:rPr>
+                <w:rFonts w:ascii="Arial" w:hAnsi="Arial"/>
+                <w:sz w:val="17"/>
+              </w:rPr>
+              <w:t>getrennter Gegner und Streitgegenstand</w:t>
+            </w:r>
+          </w:p>
+        </w:tc>
+      </w:tr>
+      <w:tr>
+        <w:tc>
+          <w:tcPr>
+            <w:tcW w:type="dxa" w:w="2436"/>
+            <w:vAlign w:val="center"/>
+            <w:tcMar>
+              <w:top w:w="90" w:type="dxa"/>
+              <w:start w:w="100" w:type="dxa"/>
+              <w:bottom w:w="90" w:type="dxa"/>
+              <w:end w:w="100" w:type="dxa"/>
+            </w:tcMar>
+            <w:shd w:fill="F2F4F5"/>
+          </w:tcPr>
+          <w:p>
+            <w:pPr>
+              <w:spacing w:after="30"/>
+            </w:pPr>
+            <w:r>
+              <w:rPr>
+                <w:rFonts w:ascii="Arial" w:hAnsi="Arial"/>
+                <w:sz w:val="17"/>
+              </w:rPr>
+              <w:t>Zwischenvereinbarung Unternehmen</w:t>
+            </w:r>
+          </w:p>
+        </w:tc>
+        <w:tc>
+          <w:tcPr>
+            <w:tcW w:type="dxa" w:w="2436"/>
+            <w:vAlign w:val="center"/>
+            <w:tcMar>
+              <w:top w:w="90" w:type="dxa"/>
+              <w:start w:w="100" w:type="dxa"/>
+              <w:bottom w:w="90" w:type="dxa"/>
+              <w:end w:w="100" w:type="dxa"/>
+            </w:tcMar>
+            <w:shd w:fill="F2F4F5"/>
+          </w:tcPr>
+          <w:p>
+            <w:pPr>
+              <w:spacing w:after="30"/>
+            </w:pPr>
+            <w:r>
+              <w:rPr>
+                <w:rFonts w:ascii="Arial" w:hAnsi="Arial"/>
+                <w:sz w:val="17"/>
+              </w:rPr>
+              <w:t>Zustimmung Beteiligter</w:t>
+            </w:r>
+          </w:p>
+        </w:tc>
+        <w:tc>
+          <w:tcPr>
+            <w:tcW w:type="dxa" w:w="2436"/>
+            <w:vAlign w:val="center"/>
+            <w:tcMar>
+              <w:top w:w="90" w:type="dxa"/>
+              <w:start w:w="100" w:type="dxa"/>
+              <w:bottom w:w="90" w:type="dxa"/>
+              <w:end w:w="100" w:type="dxa"/>
+            </w:tcMar>
+            <w:shd w:fill="F2F4F5"/>
+          </w:tcPr>
+          <w:p>
+            <w:pPr>
+              <w:spacing w:after="30"/>
+            </w:pPr>
+            <w:r>
+              <w:rPr>
+                <w:rFonts w:ascii="Arial" w:hAnsi="Arial"/>
+                <w:sz w:val="17"/>
+              </w:rPr>
+              <w:t>Handlungsfähigkeit ohne Wertfestlegung</w:t>
+            </w:r>
+          </w:p>
+        </w:tc>
+        <w:tc>
+          <w:tcPr>
+            <w:tcW w:type="dxa" w:w="2436"/>
+            <w:vAlign w:val="center"/>
+            <w:tcMar>
+              <w:top w:w="90" w:type="dxa"/>
+              <w:start w:w="100" w:type="dxa"/>
+              <w:bottom w:w="90" w:type="dxa"/>
+              <w:end w:w="100" w:type="dxa"/>
+            </w:tcMar>
+            <w:shd w:fill="F2F4F5"/>
+          </w:tcPr>
+          <w:p>
+            <w:pPr>
+              <w:spacing w:after="30"/>
+            </w:pPr>
+            <w:r>
+              <w:rPr>
+                <w:rFonts w:ascii="Arial" w:hAnsi="Arial"/>
+                <w:sz w:val="17"/>
+              </w:rPr>
+              <w:t>Sicherheiten und Umfang</w:t>
+            </w:r>
+          </w:p>
+        </w:tc>
+      </w:tr>
+    </w:tbl>
+    <w:p>
+      <w:pPr>
+        <w:pStyle w:val="Heading1"/>
+      </w:pPr>
+      <w:r>
+        <w:t>5. Kanzleivermerk</w:t>
       </w:r>
     </w:p>
     <w:p>
       <w:pPr>
-        <w:pStyle w:val="Heading2"/>
+        <w:keepLines w:val="0"/>
       </w:pPr>
       <w:r>
-        <w:rPr>
-          <w:rFonts w:ascii="Times New Roman" w:hAnsi="Times New Roman"/>
-        </w:rPr>
-        <w:t>Praktische Frage</w:t>
-      </w:r>
-    </w:p>
-    <w:p>
-      <w:pPr>
-        <w:jc w:val="left"/>
-      </w:pPr>
-      <w:r>
-        <w:t>Soll Nele den Erbschein blockieren oder schneller Auskunft und Wertermittlung verfolgen? Das Aktenziel ist eine taktische Empfehlung, die Unternehmenskontinuität, Auskunftsdruck und Kostenrisiko verbindet.</w:t>
+        <w:t>Die Akte gibt keine taktische Präferenz vor. Eine Entscheidung der Mandantin soll erst nach Akteneinsicht, Fristenkontrolle, Belegprüfung und Kosteninformation erfolgen.</w:t>
       </w:r>
     </w:p>
     <w:sectPr>
+      <w:headerReference w:type="default" r:id="rId9"/>
+      <w:footerReference w:type="default" r:id="rId10"/>
       <w:pgSz w:w="11906" w:h="16838"/>
-      <w:pgMar w:top="1417" w:right="1417" w:bottom="1417" w:left="1417" w:header="720" w:footer="720" w:gutter="0"/>
+      <w:pgMar w:top="1162" w:right="1219" w:bottom="1162" w:left="1276" w:header="680" w:footer="567" w:gutter="0"/>
       <w:cols w:space="720"/>
       <w:docGrid w:linePitch="360"/>
     </w:sectPr>
   </w:body>
 </w:document>
+</file>
+
+<file path=word/footer1.xml><?xml version="1.0" encoding="utf-8"?>
+<w:ftr xmlns:m="http://schemas.openxmlformats.org/officeDocument/2006/math" xmlns:mc="http://schemas.openxmlformats.org/markup-compatibility/2006" xmlns:mo="http://schemas.microsoft.com/office/mac/office/2008/main" xmlns:mv="urn:schemas-microsoft-com:mac:vml" xmlns:o="urn:schemas-microsoft-com:office:office" xmlns:r="http://schemas.openxmlformats.org/officeDocument/2006/relationships" xmlns:v="urn:schemas-microsoft-com:vml" xmlns:w10="urn:schemas-microsoft-com:office:word" xmlns:w14="http://schemas.microsoft.com/office/word/2010/wordml" xmlns:w="http://schemas.openxmlformats.org/wordprocessingml/2006/main" xmlns:wne="http://schemas.microsoft.com/office/word/2006/wordml" xmlns:wp14="http://schemas.microsoft.com/office/word/2010/wordprocessingDrawing" xmlns:wp="http://schemas.openxmlformats.org/drawingml/2006/wordprocessingDrawing" xmlns:wpc="http://schemas.microsoft.com/office/word/2010/wordprocessingCanvas" xmlns:wpg="http://schemas.microsoft.com/office/word/2010/wordprocessingGroup" xmlns:wpi="http://schemas.microsoft.com/office/word/2010/wordprocessingInk" xmlns:wps="http://schemas.microsoft.com/office/word/2010/wordprocessingShape" mc:Ignorable="w14 wp14">
+  <w:p>
+    <w:pPr>
+      <w:tabs>
+        <w:tab w:pos="9071" w:val="right"/>
+      </w:tabs>
+      <w:spacing w:before="60"/>
+      <w:jc w:val="left"/>
+    </w:pPr>
+    <w:r>
+      <w:rPr>
+        <w:rFonts w:ascii="Times New Roman" w:hAnsi="Times New Roman"/>
+        <w:color w:val="6B6B66"/>
+        <w:sz w:val="16"/>
+      </w:rPr>
+    </w:r>
+    <w:r>
+      <w:rPr>
+        <w:rFonts w:ascii="Times New Roman" w:hAnsi="Times New Roman"/>
+        <w:color w:val="6B6B66"/>
+        <w:sz w:val="16"/>
+      </w:rPr>
+      <w:t>3. Gerichtlicher Hinweis</w:t>
+    </w:r>
+    <w:r>
+      <w:rPr>
+        <w:rFonts w:ascii="Times New Roman" w:hAnsi="Times New Roman"/>
+        <w:color w:val="6B6B66"/>
+        <w:sz w:val="16"/>
+      </w:rPr>
+      <w:tab/>
+      <w:t xml:space="preserve">Seite </w:t>
+    </w:r>
+    <w:r>
+      <w:rPr>
+        <w:rFonts w:ascii="Times New Roman" w:hAnsi="Times New Roman"/>
+        <w:color w:val="6B6B66"/>
+        <w:sz w:val="16"/>
+      </w:rPr>
+      <w:fldChar w:fldCharType="begin"/>
+      <w:instrText xml:space="preserve"> PAGE </w:instrText>
+      <w:fldChar w:fldCharType="end"/>
+    </w:r>
+  </w:p>
+  <w:p>
+    <w:pPr>
+      <w:spacing w:after="0"/>
+      <w:jc w:val="center"/>
+    </w:pPr>
+    <w:r>
+      <w:rPr>
+        <w:color w:val="6B7378"/>
+        <w:sz w:val="14"/>
+      </w:rPr>
+      <w:t xml:space="preserve">Seite </w:t>
+    </w:r>
+    <w:r>
+      <w:rPr>
+        <w:color w:val="6B7378"/>
+        <w:sz w:val="14"/>
+      </w:rPr>
+      <w:fldChar w:fldCharType="begin"/>
+      <w:instrText xml:space="preserve"> PAGE </w:instrText>
+      <w:fldChar w:fldCharType="end"/>
+    </w:r>
+  </w:p>
+</w:ftr>
+</file>
+
+<file path=word/header1.xml><?xml version="1.0" encoding="utf-8"?>
+<w:hdr xmlns:m="http://schemas.openxmlformats.org/officeDocument/2006/math" xmlns:mc="http://schemas.openxmlformats.org/markup-compatibility/2006" xmlns:mo="http://schemas.microsoft.com/office/mac/office/2008/main" xmlns:mv="urn:schemas-microsoft-com:mac:vml" xmlns:o="urn:schemas-microsoft-com:office:office" xmlns:r="http://schemas.openxmlformats.org/officeDocument/2006/relationships" xmlns:v="urn:schemas-microsoft-com:vml" xmlns:w10="urn:schemas-microsoft-com:office:word" xmlns:w14="http://schemas.microsoft.com/office/word/2010/wordml" xmlns:w="http://schemas.openxmlformats.org/wordprocessingml/2006/main" xmlns:wne="http://schemas.microsoft.com/office/word/2006/wordml" xmlns:wp14="http://schemas.microsoft.com/office/word/2010/wordprocessingDrawing" xmlns:wp="http://schemas.openxmlformats.org/drawingml/2006/wordprocessingDrawing" xmlns:wpc="http://schemas.microsoft.com/office/word/2010/wordprocessingCanvas" xmlns:wpg="http://schemas.microsoft.com/office/word/2010/wordprocessingGroup" xmlns:wpi="http://schemas.microsoft.com/office/word/2010/wordprocessingInk" xmlns:wps="http://schemas.microsoft.com/office/word/2010/wordprocessingShape" mc:Ignorable="w14 wp14">
+  <w:p>
+    <w:pPr>
+      <w:pBdr>
+        <w:bottom w:val="single" w:sz="10" w:space="4" w:color="2F6684"/>
+      </w:pBdr>
+      <w:jc w:val="left"/>
+    </w:pPr>
+    <w:r/>
+    <w:r>
+      <w:rPr>
+        <w:rFonts w:ascii="Times New Roman" w:hAnsi="Times New Roman"/>
+        <w:b/>
+        <w:color w:val="3B3F45"/>
+        <w:sz w:val="24"/>
+      </w:rPr>
+      <w:t>3. Gerichtlicher Hinweis</w:t>
+    </w:r>
+  </w:p>
+  <w:tbl>
+    <w:tblPr>
+      <w:tblW w:type="auto" w:w="0"/>
+      <w:jc w:val="center"/>
+      <w:tblLook w:firstColumn="1" w:firstRow="1" w:lastColumn="0" w:lastRow="0" w:noHBand="0" w:noVBand="1" w:val="04A0"/>
+    </w:tblPr>
+    <w:tblGrid>
+      <w:gridCol w:w="6066"/>
+      <w:gridCol w:w="3345"/>
+    </w:tblGrid>
+    <w:tr>
+      <w:tc>
+        <w:tcPr>
+          <w:tcW w:type="dxa" w:w="4706"/>
+        </w:tcPr>
+        <w:p>
+          <w:pPr>
+            <w:spacing w:after="20"/>
+          </w:pPr>
+          <w:r>
+            <w:rPr>
+              <w:rFonts w:ascii="Arial" w:hAnsi="Arial"/>
+              <w:b/>
+              <w:color w:val="17324D"/>
+              <w:sz w:val="21"/>
+            </w:rPr>
+            <w:t>Amtsgericht Erfurt</w:t>
+          </w:r>
+        </w:p>
+        <w:p>
+          <w:pPr>
+            <w:spacing w:after="0"/>
+          </w:pPr>
+          <w:r>
+            <w:rPr>
+              <w:color w:val="6B7378"/>
+              <w:sz w:val="15"/>
+            </w:rPr>
+            <w:t>Nachlassgericht | Rudolfstraße 46 | 99092 Erfurt | 4 VI 388/26</w:t>
+          </w:r>
+        </w:p>
+      </w:tc>
+      <w:tc>
+        <w:tcPr>
+          <w:tcW w:type="dxa" w:w="4706"/>
+        </w:tcPr>
+        <w:p>
+          <w:pPr>
+            <w:spacing w:after="20"/>
+            <w:jc w:val="right"/>
+          </w:pPr>
+          <w:r>
+            <w:rPr>
+              <w:b/>
+              <w:color w:val="17324D"/>
+              <w:sz w:val="18"/>
+            </w:rPr>
+            <w:t>Nachlass Sander</w:t>
+          </w:r>
+        </w:p>
+        <w:p>
+          <w:pPr>
+            <w:spacing w:after="0"/>
+            <w:jc w:val="right"/>
+          </w:pPr>
+          <w:r>
+            <w:rPr>
+              <w:color w:val="6B7378"/>
+              <w:sz w:val="15"/>
+            </w:rPr>
+            <w:t>Aktenzeichen 118/26 W02</w:t>
+          </w:r>
+        </w:p>
+      </w:tc>
+    </w:tr>
+  </w:tbl>
+  <w:p>
+    <w:pPr>
+      <w:jc w:val="left"/>
+      <w:pBdr>
+        <w:bottom w:val="single" w:sz="6" w:space="2" w:color="3B3F45"/>
+      </w:pBdr>
+    </w:pPr>
+    <w:r>
+      <w:rPr>
+        <w:rFonts w:ascii="Times New Roman" w:hAnsi="Times New Roman"/>
+        <w:color w:val="6B6B66"/>
+        <w:sz w:val="16"/>
+      </w:rPr>
+      <w:t>Gericht</w:t>
+    </w:r>
+  </w:p>
+</w:hdr>
 </file>
 
 <file path=word/numbering.xml><?xml version="1.0" encoding="utf-8"?>
@@ -462,9 +1404,12 @@
     <w:name w:val="Normal"/>
     <w:qFormat/>
     <w:rsid w:val="00FC693F"/>
+    <w:pPr>
+      <w:spacing w:after="100" w:line="269" w:lineRule="auto"/>
+    </w:pPr>
     <w:rPr>
-      <w:rFonts w:ascii="Times New Roman" w:hAnsi="Times New Roman"/>
-      <w:sz w:val="22"/>
+      <w:rFonts w:ascii="Arial" w:hAnsi="Arial" w:eastAsia="Arial"/>
+      <w:sz w:val="21"/>
     </w:rPr>
   </w:style>
   <w:style w:type="paragraph" w:styleId="Header">
@@ -522,14 +1467,15 @@
     <w:pPr>
       <w:keepNext/>
       <w:keepLines/>
-      <w:spacing w:before="480" w:after="0"/>
+      <w:spacing w:before="240" w:after="100"/>
       <w:outlineLvl w:val="0"/>
     </w:pPr>
     <w:rPr>
-      <w:rFonts w:asciiTheme="majorHAnsi" w:eastAsiaTheme="majorEastAsia" w:hAnsiTheme="majorHAnsi" w:cstheme="majorBidi" w:ascii="Times New Roman" w:hAnsi="Times New Roman"/>
+      <w:rFonts w:asciiTheme="majorHAnsi" w:eastAsiaTheme="majorEastAsia" w:hAnsiTheme="majorHAnsi" w:cstheme="majorBidi" w:ascii="Arial" w:hAnsi="Arial" w:eastAsia="Arial"/>
       <w:b/>
       <w:bCs/>
-      <w:sz w:val="28"/>
+      <w:color w:val="17324D"/>
+      <w:sz w:val="26"/>
       <w:szCs w:val="28"/>
     </w:rPr>
   </w:style>
@@ -545,14 +1491,15 @@
     <w:pPr>
       <w:keepNext/>
       <w:keepLines/>
-      <w:spacing w:before="200" w:after="0"/>
+      <w:spacing w:before="180" w:after="80"/>
       <w:outlineLvl w:val="1"/>
     </w:pPr>
     <w:rPr>
-      <w:rFonts w:asciiTheme="majorHAnsi" w:eastAsiaTheme="majorEastAsia" w:hAnsiTheme="majorHAnsi" w:cstheme="majorBidi" w:ascii="Times New Roman" w:hAnsi="Times New Roman"/>
+      <w:rFonts w:asciiTheme="majorHAnsi" w:eastAsiaTheme="majorEastAsia" w:hAnsiTheme="majorHAnsi" w:cstheme="majorBidi" w:ascii="Arial" w:hAnsi="Arial" w:eastAsia="Arial"/>
       <w:b/>
       <w:bCs/>
-      <w:sz w:val="24"/>
+      <w:color w:val="2F6684"/>
+      <w:sz w:val="23"/>
       <w:szCs w:val="26"/>
     </w:rPr>
   </w:style>
@@ -568,14 +1515,15 @@
     <w:pPr>
       <w:keepNext/>
       <w:keepLines/>
-      <w:spacing w:before="200" w:after="0"/>
+      <w:spacing w:before="140" w:after="60"/>
       <w:outlineLvl w:val="2"/>
     </w:pPr>
     <w:rPr>
-      <w:rFonts w:asciiTheme="majorHAnsi" w:eastAsiaTheme="majorEastAsia" w:hAnsiTheme="majorHAnsi" w:cstheme="majorBidi" w:ascii="Times New Roman" w:hAnsi="Times New Roman"/>
+      <w:rFonts w:asciiTheme="majorHAnsi" w:eastAsiaTheme="majorEastAsia" w:hAnsiTheme="majorHAnsi" w:cstheme="majorBidi" w:ascii="Arial" w:hAnsi="Arial" w:eastAsia="Arial"/>
       <w:b/>
       <w:bCs/>
-      <w:sz w:val="22"/>
+      <w:color w:val="17324D"/>
+      <w:sz w:val="21"/>
     </w:rPr>
   </w:style>
   <w:style w:type="paragraph" w:styleId="Heading4">
@@ -806,18 +1754,20 @@
     <w:qFormat/>
     <w:rsid w:val="00FC693F"/>
     <w:pPr>
+      <w:keepNext/>
       <w:pBdr>
         <w:bottom w:val="single" w:sz="8" w:space="4" w:color="4F81BD" w:themeColor="accent1"/>
       </w:pBdr>
-      <w:spacing w:after="300" w:line="240" w:lineRule="auto"/>
+      <w:spacing w:after="200" w:line="240" w:lineRule="auto" w:before="0"/>
       <w:contextualSpacing/>
     </w:pPr>
     <w:rPr>
-      <w:rFonts w:asciiTheme="majorHAnsi" w:eastAsiaTheme="majorEastAsia" w:hAnsiTheme="majorHAnsi" w:cstheme="majorBidi"/>
-      <w:color w:val="17365D" w:themeColor="text2" w:themeShade="BF"/>
+      <w:rFonts w:asciiTheme="majorHAnsi" w:eastAsiaTheme="majorEastAsia" w:hAnsiTheme="majorHAnsi" w:cstheme="majorBidi" w:ascii="Arial" w:hAnsi="Arial" w:eastAsia="Arial"/>
+      <w:b/>
+      <w:color w:val="17324D"/>
       <w:spacing w:val="5"/>
       <w:kern w:val="28"/>
-      <w:sz w:val="52"/>
+      <w:sz w:val="34"/>
       <w:szCs w:val="52"/>
     </w:rPr>
   </w:style>
